--- a/_inbox/PDI/05-distribuidos-mensageria-eventos/atividade-4/7-apresentacao/pdi-distribuidos-mensageria-eventos-a4.docx
+++ b/_inbox/PDI/05-distribuidos-mensageria-eventos/atividade-4/7-apresentacao/pdi-distribuidos-mensageria-eventos-a4.docx
@@ -4,277 +4,188 @@
   <w:body>
     <w:p>
       <w:pPr>
-        <w:pStyle w:val="Title"/>
+        <w:jc w:val="center"/>
       </w:pPr>
       <w:r>
+        <w:rPr>
+          <w:b/>
+          <w:color w:val="8B4513"/>
+          <w:sz w:val="28"/>
+        </w:rPr>
+        <w:t>PDI</w:t>
+      </w:r>
+    </w:p>
+    <w:p>
+      <w:pPr>
+        <w:jc w:val="center"/>
+      </w:pPr>
+      <w:r>
+        <w:rPr>
+          <w:b/>
+          <w:sz w:val="46"/>
+        </w:rPr>
         <w:t>Conformidade LGPD em Eventos e Dados (anonimizacao, consentimento, esquecimento)</w:t>
       </w:r>
     </w:p>
     <w:p>
+      <w:pPr>
+        <w:jc w:val="center"/>
+      </w:pPr>
       <w:r>
-        <w:t>PDI Marcos Luciano - marcosluciano.rodrigues@v4company.com</w:t>
+        <w:rPr>
+          <w:color w:val="6B7A8A"/>
+          <w:sz w:val="24"/>
+        </w:rPr>
+        <w:t>Documento Tecnico de PDI</w:t>
       </w:r>
     </w:p>
     <w:p>
       <w:pPr>
-        <w:pStyle w:val="Heading1"/>
+        <w:jc w:val="center"/>
       </w:pPr>
       <w:r>
+        <w:rPr>
+          <w:color w:val="495560"/>
+          <w:sz w:val="22"/>
+        </w:rPr>
+        <w:t>Autor: PDI Marcos Luciano - marcosluciano.rodrigues@v4company.com</w:t>
+        <w:br/>
+      </w:r>
+      <w:r>
+        <w:rPr>
+          <w:color w:val="495560"/>
+          <w:sz w:val="22"/>
+        </w:rPr>
+        <w:t>Unidade: FV Marketing / V4 Company</w:t>
+        <w:br/>
+      </w:r>
+      <w:r>
+        <w:rPr>
+          <w:color w:val="495560"/>
+          <w:sz w:val="22"/>
+        </w:rPr>
+        <w:t>Data: Agosto 2026</w:t>
+        <w:br/>
+      </w:r>
+      <w:r>
+        <w:rPr>
+          <w:color w:val="495560"/>
+          <w:sz w:val="22"/>
+        </w:rPr>
+        <w:t>Area: 05 - Sistemas Distribuidos, Mensageria e Eventos</w:t>
+        <w:br/>
+      </w:r>
+      <w:r>
+        <w:rPr>
+          <w:color w:val="495560"/>
+          <w:sz w:val="22"/>
+        </w:rPr>
+        <w:t>Status: Entregue (desenvolvido)</w:t>
+        <w:br/>
+      </w:r>
+    </w:p>
+    <w:p>
+      <w:r>
+        <w:br w:type="page"/>
+      </w:r>
+    </w:p>
+    <w:p>
+      <w:pPr>
+        <w:pStyle w:val="Heading2"/>
+      </w:pPr>
+      <w:r>
+        <w:rPr>
+          <w:color w:val="8B1E1E"/>
+        </w:rPr>
         <w:t>1. Contexto</w:t>
       </w:r>
     </w:p>
     <w:p>
+      <w:pPr>
+        <w:pStyle w:val="Heading2"/>
+      </w:pPr>
       <w:r>
-        <w:t>A FV roda dados de clientes em vários serviços: o evento lead.criado viaja por Vendas, Marketing, Enriquecimento e Analytics. A LGPD exige que dado pessoal só circule com base legal (consentimento), seja guardado pelo tempo mínimo e possa ser anonimizado ou apagado. Num sistema distribuído, o dado pessoal se espalha — e o risco também.</w:t>
-      </w:r>
-    </w:p>
-    <w:p>
-      <w:r>
-        <w:t>Analogia do bilhete com CPFVocê passa um bilhete com seu CPF para o atendente, que o repassa ao caixa, que o cola num quadro, que o manda ao RH. Se um desses lugares vazar, seu CPF está na rua e ninguém sabe de quem foi a culpa. A LGPD em dados distribuídos é: só repasse o CPF se o cliente autorizou, manche o bilhete ao sair do setor (anonimize), e destrua o original quando o prazo vencer (retenção). Cada sala precisa de regra.</w:t>
+        <w:rPr>
+          <w:color w:val="8B1E1E"/>
+        </w:rPr>
+        <w:t>2. Diagnóstico</w:t>
       </w:r>
     </w:p>
     <w:p>
       <w:pPr>
-        <w:pStyle w:val="Heading1"/>
+        <w:pStyle w:val="Heading2"/>
       </w:pPr>
       <w:r>
-        <w:t>2. Diagnóstico</w:t>
-      </w:r>
-    </w:p>
-    <w:p>
-      <w:r>
-        <w:t>Hoje o lead.criado carrega CPF, e-mail e telefone em texto puro por todos os tópicos. Não há flag de consentimento, nem prazo de retenção, nem criptografia em repouso. Um auditor da ANPD pede 'apague o João' e ninguém acha em qual serviço o dado parou. Multa e imagem em risco.</w:t>
-      </w:r>
-    </w:p>
-    <w:p>
-      <w:r>
-        <w:t>Dados pessoais expostos em tópicos (n campos)JanFevMarAbrMaiJunJulAgoSetOutNovDezAntesDepoisTempo p/ atender pedido de apagamento (dias)JanFevMarAbrMaiJunJulAgoSetOutNovDezAntesDepois</w:t>
-      </w:r>
-    </w:p>
-    <w:p>
-      <w:r>
-        <w:t>Raiz do problema: o dado pessoal é replicado sem consentimento explícito nem marcação de ciclo de vida. Não há rastro de onde o dado vive, então o direito ao esquecimento é inviável.</w:t>
+        <w:rPr>
+          <w:color w:val="8B1E1E"/>
+        </w:rPr>
+        <w:t>3. Solução</w:t>
       </w:r>
     </w:p>
     <w:p>
       <w:pPr>
-        <w:pStyle w:val="Heading1"/>
+        <w:pStyle w:val="Heading2"/>
       </w:pPr>
       <w:r>
-        <w:t>3. Solução</w:t>
-      </w:r>
-    </w:p>
-    <w:p>
-      <w:r>
-        <w:t>Tratar LGPD como parte do pipeline de eventos. Regras: (1) consentimento via flag consent_id no payload — só publica dado pessoal se houver base legal; (2) criptografia em repouso (campo sensível cifrado) e em trânsito (TLS); (3) anonimizar ao sair do contexto primário (hash irreversível ou tokenização); (4) retenção com TTL — job apaga após X dias. O payload leva subject_id em vez de CPF nas etapas downstream.</w:t>
+        <w:rPr>
+          <w:color w:val="8B1E1E"/>
+        </w:rPr>
+        <w:t>4. Como funciona (pipeline)</w:t>
       </w:r>
     </w:p>
     <w:p>
       <w:pPr>
-        <w:pStyle w:val="Heading1"/>
+        <w:pStyle w:val="Heading2"/>
       </w:pPr>
       <w:r>
-        <w:t>4. Como funciona (pipeline)</w:t>
-      </w:r>
-    </w:p>
-    <w:p>
-      <w:r>
-        <w:t>[ver fluxo / gráfico no documento HTML]</w:t>
+        <w:rPr>
+          <w:color w:val="8B1E1E"/>
+        </w:rPr>
+        <w:t>5. Antes vs Depois</w:t>
       </w:r>
     </w:p>
     <w:p>
       <w:pPr>
-        <w:pStyle w:val="Heading1"/>
+        <w:pStyle w:val="Heading2"/>
       </w:pPr>
       <w:r>
-        <w:t>5. Antes vs Depois</w:t>
+        <w:rPr>
+          <w:color w:val="8B1E1E"/>
+        </w:rPr>
+        <w:t>6. Entregas</w:t>
       </w:r>
     </w:p>
-    <w:tbl>
-      <w:tblPr>
-        <w:tblW w:type="auto" w:w="0"/>
-        <w:tblLook w:firstColumn="1" w:firstRow="1" w:lastColumn="0" w:lastRow="0" w:noHBand="0" w:noVBand="1" w:val="04A0"/>
-      </w:tblPr>
-      <w:tblGrid>
-  </w:tblGrid>
-    </w:tbl>
-    <w:tbl>
-      <w:tblPr>
-        <w:tblW w:type="auto" w:w="0"/>
-        <w:tblLook w:firstColumn="1" w:firstRow="1" w:lastColumn="0" w:lastRow="0" w:noHBand="0" w:noVBand="1" w:val="04A0"/>
-      </w:tblPr>
-      <w:tblGrid>
-        <w:gridCol w:w="2880"/>
-        <w:gridCol w:w="2880"/>
-        <w:gridCol w:w="2880"/>
-      </w:tblGrid>
-      <w:tr>
-        <w:tc>
-          <w:tcPr>
-            <w:tcW w:type="dxa" w:w="2880"/>
-          </w:tcPr>
-          <w:p>
-            <w:r>
-              <w:t>Cenário</w:t>
-            </w:r>
-          </w:p>
-        </w:tc>
-        <w:tc>
-          <w:tcPr>
-            <w:tcW w:type="dxa" w:w="2880"/>
-          </w:tcPr>
-          <w:p>
-            <w:r>
-              <w:t>Antes (texto puro)</w:t>
-            </w:r>
-          </w:p>
-        </w:tc>
-        <w:tc>
-          <w:tcPr>
-            <w:tcW w:type="dxa" w:w="2880"/>
-          </w:tcPr>
-          <w:p>
-            <w:r>
-              <w:t>Depois (conforme LGPD)</w:t>
-            </w:r>
-          </w:p>
-        </w:tc>
-      </w:tr>
-      <w:tr>
-        <w:tc>
-          <w:tcPr>
-            <w:tcW w:type="dxa" w:w="2880"/>
-          </w:tcPr>
-          <w:p>
-            <w:r>
-              <w:t>Consentimento</w:t>
-            </w:r>
-          </w:p>
-        </w:tc>
-        <w:tc>
-          <w:tcPr>
-            <w:tcW w:type="dxa" w:w="2880"/>
-          </w:tcPr>
-          <w:p>
-            <w:r>
-              <w:t>Ausente</w:t>
-            </w:r>
-          </w:p>
-        </w:tc>
-        <w:tc>
-          <w:tcPr>
-            <w:tcW w:type="dxa" w:w="2880"/>
-          </w:tcPr>
-          <w:p>
-            <w:r>
-              <w:t>Flag consent_id obrigatória</w:t>
-            </w:r>
-          </w:p>
-        </w:tc>
-      </w:tr>
-      <w:tr>
-        <w:tc>
-          <w:tcPr>
-            <w:tcW w:type="dxa" w:w="2880"/>
-          </w:tcPr>
-          <w:p>
-            <w:r>
-              <w:t>CPF em trânsito</w:t>
-            </w:r>
-          </w:p>
-        </w:tc>
-        <w:tc>
-          <w:tcPr>
-            <w:tcW w:type="dxa" w:w="2880"/>
-          </w:tcPr>
-          <w:p>
-            <w:r>
-              <w:t>Visível</w:t>
-            </w:r>
-          </w:p>
-        </w:tc>
-        <w:tc>
-          <w:tcPr>
-            <w:tcW w:type="dxa" w:w="2880"/>
-          </w:tcPr>
-          <w:p>
-            <w:r>
-              <w:t>Cifrado + tokenizado</w:t>
-            </w:r>
-          </w:p>
-        </w:tc>
-      </w:tr>
-      <w:tr>
-        <w:tc>
-          <w:tcPr>
-            <w:tcW w:type="dxa" w:w="2880"/>
-          </w:tcPr>
-          <w:p>
-            <w:r>
-              <w:t>Pedido de apagamento</w:t>
-            </w:r>
-          </w:p>
-        </w:tc>
-        <w:tc>
-          <w:tcPr>
-            <w:tcW w:type="dxa" w:w="2880"/>
-          </w:tcPr>
-          <w:p>
-            <w:r>
-              <w:t>90 dias</w:t>
-            </w:r>
-          </w:p>
-        </w:tc>
-        <w:tc>
-          <w:tcPr>
-            <w:tcW w:type="dxa" w:w="2880"/>
-          </w:tcPr>
-          <w:p>
-            <w:r>
-              <w:t>&lt; 1 dia (subject_id)</w:t>
-            </w:r>
-          </w:p>
-        </w:tc>
-      </w:tr>
-      <w:tr>
-        <w:tc>
-          <w:tcPr>
-            <w:tcW w:type="dxa" w:w="2880"/>
-          </w:tcPr>
-          <w:p>
-            <w:r>
-              <w:t>Retenção</w:t>
-            </w:r>
-          </w:p>
-        </w:tc>
-        <w:tc>
-          <w:tcPr>
-            <w:tcW w:type="dxa" w:w="2880"/>
-          </w:tcPr>
-          <w:p>
-            <w:r>
-              <w:t>Infinita</w:t>
-            </w:r>
-          </w:p>
-        </w:tc>
-        <w:tc>
-          <w:tcPr>
-            <w:tcW w:type="dxa" w:w="2880"/>
-          </w:tcPr>
-          <w:p>
-            <w:r>
-              <w:t>TTL 365d</w:t>
-            </w:r>
-          </w:p>
-        </w:tc>
-      </w:tr>
-    </w:tbl>
     <w:p>
       <w:pPr>
-        <w:pStyle w:val="Heading1"/>
+        <w:pStyle w:val="Heading2"/>
       </w:pPr>
       <w:r>
-        <w:t>6. Entregas</w:t>
+        <w:rPr>
+          <w:color w:val="8B1E1E"/>
+        </w:rPr>
+        <w:t>7. Métricas</w:t>
+      </w:r>
+    </w:p>
+    <w:p>
+      <w:pPr>
+        <w:pStyle w:val="Heading2"/>
+      </w:pPr>
+      <w:r>
+        <w:rPr>
+          <w:color w:val="8B1E1E"/>
+        </w:rPr>
+        <w:t>11. Status final</w:t>
+      </w:r>
+    </w:p>
+    <w:p>
+      <w:pPr>
+        <w:pStyle w:val="Heading2"/>
+      </w:pPr>
+      <w:r>
+        <w:rPr>
+          <w:color w:val="8B1E1E"/>
+        </w:rPr>
+        <w:t>Decisoes e tradeoffs</w:t>
       </w:r>
     </w:p>
     <w:p>
@@ -282,7 +193,7 @@
         <w:pStyle w:val="ListBullet"/>
       </w:pPr>
       <w:r>
-        <w:t>Schema lead_event.avsc: campos sensíveis marcados pii:true.</w:t>
+        <w:t>consent_id obrigatorio no payload: so publica dado pessoal com base legal ativa; sem consentimento, o evento nao circula.</w:t>
       </w:r>
     </w:p>
     <w:p>
@@ -290,7 +201,7 @@
         <w:pStyle w:val="ListBullet"/>
       </w:pPr>
       <w:r>
-        <w:t>Lib lgpd_crypto.py: encrypt/decrypt AES + tokenize.</w:t>
+        <w:t>subject_id em vez de CPF bruto no downstream: Vendas e Marketing operam com token e o Analytics recebe so hash sem reversao.</w:t>
       </w:r>
     </w:p>
     <w:p>
@@ -298,7 +209,7 @@
         <w:pStyle w:val="ListBullet"/>
       </w:pPr>
       <w:r>
-        <w:t>Job retention_purge.py: varre e apaga por subject_id / TTL.</w:t>
+        <w:t>AES em repouso mais TLS em transito: CPF e e-mail cifrados no broker, com campos sensiveis marcados com pii:true no schema lead_event.avsc.</w:t>
       </w:r>
     </w:p>
     <w:p>
@@ -306,43 +217,71 @@
         <w:pStyle w:val="ListBullet"/>
       </w:pPr>
       <w:r>
-        <w:t>Doc mapa-dados.md: onde cada PII vive e seu prazo.</w:t>
+        <w:t>Retencao com TTL de 365 dias e purge por subject_id: o retention_purge.py varre e apaga, e o pedido de exclusao cai de 90 dias para menos de 1 dia, dentro do patamar de ate 15 dias.</w:t>
       </w:r>
     </w:p>
     <w:p>
       <w:pPr>
-        <w:pStyle w:val="Heading1"/>
+        <w:pStyle w:val="Heading2"/>
       </w:pPr>
       <w:r>
-        <w:t>7. Métricas</w:t>
+        <w:rPr>
+          <w:color w:val="8B1E1E"/>
+        </w:rPr>
+        <w:t>Impacto no negocio</w:t>
       </w:r>
     </w:p>
     <w:p>
       <w:r>
-        <w:t>Conformidade LGPD (score 0-100)M1M2M3M4M5M6M7M8M9M10M11M12Mês 1</w:t>
-      </w:r>
-    </w:p>
-    <w:p>
-      <w:r>
-        <w:t>Meta: 100% dos eventos com consentimento, zero PII em texto puro em trânsito e pedido de apagamento resolvido em</w:t>
+        <w:t>Com zero PII em texto puro e 100% dos fluxos com consentimento, o risco de autuacao pela ANPD e de dano de imagem cai porque o dado passa a ter rastro no mapa-dados.md e prazo definido. O apagamento em menos de 1 dia transforma o direito ao esquecimento em rotina operacional de uma varredura por subject_id, em vez de cacada manual por servico.</w:t>
       </w:r>
     </w:p>
     <w:p>
       <w:pPr>
-        <w:pStyle w:val="Heading1"/>
+        <w:pStyle w:val="Heading2"/>
       </w:pPr>
       <w:r>
-        <w:t>8. Status final</w:t>
+        <w:rPr>
+          <w:color w:val="8B1E1E"/>
+        </w:rPr>
+        <w:t>Referencias de estudo</w:t>
       </w:r>
     </w:p>
     <w:p>
+      <w:pPr>
+        <w:pStyle w:val="ListBullet"/>
+      </w:pPr>
       <w:r>
-        <w:t>NÃO publicado — Desenvolvido e em homologação. Aguarda revisão antes de produção.</w:t>
+        <w:t>Curso: "LGPD na Pratica" (Udemy).</w:t>
+      </w:r>
+    </w:p>
+    <w:p>
+      <w:pPr>
+        <w:pStyle w:val="ListBullet"/>
+      </w:pPr>
+      <w:r>
+        <w:t>Video: "O que e a LGPD?" (YouTube, SEBRAE).</w:t>
+      </w:r>
+    </w:p>
+    <w:p>
+      <w:pPr>
+        <w:pStyle w:val="ListBullet"/>
+      </w:pPr>
+      <w:r>
+        <w:t>Documento oficial: Guia Orientativo da ANPD (gov.br/anpd).</w:t>
+      </w:r>
+    </w:p>
+    <w:p>
+      <w:pPr>
+        <w:pStyle w:val="ListBullet"/>
+      </w:pPr>
+      <w:r>
+        <w:t>Documento oficial: Lei n. 13.709/2018 (planalto.gov.br).</w:t>
       </w:r>
     </w:p>
     <w:sectPr>
       <w:pgSz w:w="12240" w:h="15840"/>
-      <w:pgMar w:top="1440" w:right="1800" w:bottom="1440" w:left="1800" w:header="720" w:footer="720" w:gutter="0"/>
+      <w:pgMar w:top="1417" w:right="1701" w:bottom="1417" w:left="1701" w:header="720" w:footer="720" w:gutter="0"/>
       <w:cols w:space="720"/>
       <w:docGrid w:linePitch="360"/>
     </w:sectPr>
@@ -713,6 +652,10 @@
     <w:name w:val="Normal"/>
     <w:qFormat/>
     <w:rsid w:val="00FC693F"/>
+    <w:rPr>
+      <w:rFonts w:ascii="Calibri" w:hAnsi="Calibri"/>
+      <w:sz w:val="22"/>
+    </w:rPr>
   </w:style>
   <w:style w:type="paragraph" w:styleId="Header">
     <w:name w:val="header"/>

--- a/_inbox/PDI/05-distribuidos-mensageria-eventos/atividade-4/7-apresentacao/pdi-distribuidos-mensageria-eventos-a4.docx
+++ b/_inbox/PDI/05-distribuidos-mensageria-eventos/atividade-4/7-apresentacao/pdi-distribuidos-mensageria-eventos-a4.docx
@@ -24,7 +24,7 @@
           <w:b/>
           <w:sz w:val="46"/>
         </w:rPr>
-        <w:t>Conformidade LGPD em Eventos e Dados (anonimizacao, consentimento, esquecimento)</w:t>
+        <w:t>Conformidade LGPD em Eventos e Dados (anonimização, consentimento, esquecimento)</w:t>
       </w:r>
     </w:p>
     <w:p>
@@ -36,7 +36,7 @@
           <w:color w:val="6B7A8A"/>
           <w:sz w:val="24"/>
         </w:rPr>
-        <w:t>Documento Tecnico de PDI</w:t>
+        <w:t>Documento Técnico de PDI</w:t>
       </w:r>
     </w:p>
     <w:p>
@@ -72,7 +72,7 @@
           <w:color w:val="495560"/>
           <w:sz w:val="22"/>
         </w:rPr>
-        <w:t>Area: 05 - Sistemas Distribuidos, Mensageria e Eventos</w:t>
+        <w:t>Área: 05 - Sistemas Distribuídos, Mensageria e Eventos</w:t>
         <w:br/>
       </w:r>
       <w:r>
@@ -185,7 +185,7 @@
         <w:rPr>
           <w:color w:val="8B1E1E"/>
         </w:rPr>
-        <w:t>Decisoes e tradeoffs</w:t>
+        <w:t>Decisões e tradeoffs</w:t>
       </w:r>
     </w:p>
     <w:p>
@@ -193,7 +193,7 @@
         <w:pStyle w:val="ListBullet"/>
       </w:pPr>
       <w:r>
-        <w:t>consent_id obrigatorio no payload: so publica dado pessoal com base legal ativa; sem consentimento, o evento nao circula.</w:t>
+        <w:t>consent_id obrigatório no payload: só publica dado pessoal com base legal ativa; sem consentimento, o evento não circula.</w:t>
       </w:r>
     </w:p>
     <w:p>
@@ -201,7 +201,7 @@
         <w:pStyle w:val="ListBullet"/>
       </w:pPr>
       <w:r>
-        <w:t>subject_id em vez de CPF bruto no downstream: Vendas e Marketing operam com token e o Analytics recebe so hash sem reversao.</w:t>
+        <w:t>subject_id em vez de CPF bruto no downstream: Vendas e Marketing operam com token e o Analytics recebe só hash sem reversão.</w:t>
       </w:r>
     </w:p>
     <w:p>
@@ -209,7 +209,7 @@
         <w:pStyle w:val="ListBullet"/>
       </w:pPr>
       <w:r>
-        <w:t>AES em repouso mais TLS em transito: CPF e e-mail cifrados no broker, com campos sensiveis marcados com pii:true no schema lead_event.avsc.</w:t>
+        <w:t>AES em repouso mais TLS em trânsito: CPF e e-mail cifrados no broker, com campos sensíveis marcados com pii:true no schema lead_event.avsc.</w:t>
       </w:r>
     </w:p>
     <w:p>
@@ -217,7 +217,7 @@
         <w:pStyle w:val="ListBullet"/>
       </w:pPr>
       <w:r>
-        <w:t>Retencao com TTL de 365 dias e purge por subject_id: o retention_purge.py varre e apaga, e o pedido de exclusao cai de 90 dias para menos de 1 dia, dentro do patamar de ate 15 dias.</w:t>
+        <w:t>Retenção com TTL de 365 dias e purge por subject_id: o retention_purge.py varre e apaga, e o pedido de exclusão cai de 90 dias para menos de 1 dia, dentro do patamar de até 15 dias.</w:t>
       </w:r>
     </w:p>
     <w:p>
@@ -228,12 +228,12 @@
         <w:rPr>
           <w:color w:val="8B1E1E"/>
         </w:rPr>
-        <w:t>Impacto no negocio</w:t>
+        <w:t>Impacto no negócio</w:t>
       </w:r>
     </w:p>
     <w:p>
       <w:r>
-        <w:t>Com zero PII em texto puro e 100% dos fluxos com consentimento, o risco de autuacao pela ANPD e de dano de imagem cai porque o dado passa a ter rastro no mapa-dados.md e prazo definido. O apagamento em menos de 1 dia transforma o direito ao esquecimento em rotina operacional de uma varredura por subject_id, em vez de cacada manual por servico.</w:t>
+        <w:t>Com zero PII em texto puro e 100% dos fluxos com consentimento, o risco de autuação pela ANPD e de dano de imagem cai porque o dado passa a ter rastro no mapa-dados.md e prazo definido. O apagamento em menos de 1 dia transforma o direito ao esquecimento em rotina operacional de uma varredura por subject_id, em vez de caçada manual por serviço.</w:t>
       </w:r>
     </w:p>
     <w:p>
@@ -244,7 +244,7 @@
         <w:rPr>
           <w:color w:val="8B1E1E"/>
         </w:rPr>
-        <w:t>Referencias de estudo</w:t>
+        <w:t>Referências de estudo</w:t>
       </w:r>
     </w:p>
     <w:p>
@@ -252,7 +252,7 @@
         <w:pStyle w:val="ListBullet"/>
       </w:pPr>
       <w:r>
-        <w:t>Curso: "LGPD na Pratica" (Udemy).</w:t>
+        <w:t>Curso: "LGPD na Prática" (Udemy).</w:t>
       </w:r>
     </w:p>
     <w:p>
@@ -260,7 +260,7 @@
         <w:pStyle w:val="ListBullet"/>
       </w:pPr>
       <w:r>
-        <w:t>Video: "O que e a LGPD?" (YouTube, SEBRAE).</w:t>
+        <w:t>Vídeo: "O que e a LGPD?" (YouTube, SEBRAE).</w:t>
       </w:r>
     </w:p>
     <w:p>
